--- a/EXERCICES/LOT A - Composants natifs/A-07/A-07_fiche_sujet.docx
+++ b/EXERCICES/LOT A - Composants natifs/A-07/A-07_fiche_sujet.docx
@@ -675,7 +675,7 @@
           <w:i w:val="0"/>
           <w:sz w:val="21"/>
         </w:rPr>
-        <w:t>a) Vous le supprimez et le reposez.</w:t>
+        <w:t>a) Vous survolez la pastille pour lire le message, qui nomme l'entrée fautive. ← réponse</w:t>
       </w:r>
     </w:p>
     <w:p>
@@ -689,7 +689,7 @@
           <w:i w:val="0"/>
           <w:sz w:val="21"/>
         </w:rPr>
-        <w:t>b) Vous survolez la pastille pour lire le message, qui nomme l'entrée fautive. ← réponse</w:t>
+        <w:t>b) Vous le supprimez et le reposez.</w:t>
       </w:r>
     </w:p>
     <w:p>
@@ -731,7 +731,7 @@
           <w:i w:val="0"/>
           <w:sz w:val="21"/>
         </w:rPr>
-        <w:t>Valeur diagnostique : (a) et (c) sont le réflexe de l'apprenant qui ne sait pas que Grasshopper dit précisément ce qui ne va pas ; l'orange signale un avertissement, pas une panne.</w:t>
+        <w:t>Valeur diagnostique : (b) et (c) sont le réflexe de l'apprenant qui ne sait pas que Grasshopper dit précisément ce qui ne va pas ; l'orange signale un avertissement, pas une panne.</w:t>
       </w:r>
     </w:p>
     <w:p>

--- a/EXERCICES/LOT A - Composants natifs/A-07/A-07_fiche_sujet.docx
+++ b/EXERCICES/LOT A - Composants natifs/A-07/A-07_fiche_sujet.docx
@@ -443,7 +443,7 @@
                 <w:b w:val="0"/>
                 <w:sz w:val="19"/>
               </w:rPr>
-              <w:t>v0.3-260826 — Ind. B — 26/08/2026</w:t>
+              <w:t>v0.4-260901 — Ind. B — 26/08/2026</w:t>
             </w:r>
           </w:p>
         </w:tc>
@@ -897,7 +897,7 @@
         <w:color w:val="444A52"/>
         <w:sz w:val="16"/>
       </w:rPr>
-      <w:t>Magpie · A-07 — Quand la conversion échoue · v0.3-260826 Ind. B</w:t>
+      <w:t>Magpie · A-07 — Quand la conversion échoue · v0.4-260901 Ind. B</w:t>
     </w:r>
   </w:p>
 </w:ftr>

--- a/EXERCICES/LOT A - Composants natifs/A-07/A-07_fiche_sujet.docx
+++ b/EXERCICES/LOT A - Composants natifs/A-07/A-07_fiche_sujet.docx
@@ -443,7 +443,7 @@
                 <w:b w:val="0"/>
                 <w:sz w:val="19"/>
               </w:rPr>
-              <w:t>v0.4-260901 — Ind. B — 26/08/2026</w:t>
+              <w:t>v0.5-260902 — Ind. C — 01/09/2026</w:t>
             </w:r>
           </w:p>
         </w:tc>
@@ -897,7 +897,7 @@
         <w:color w:val="444A52"/>
         <w:sz w:val="16"/>
       </w:rPr>
-      <w:t>Magpie · A-07 — Quand la conversion échoue · v0.4-260901 Ind. B</w:t>
+      <w:t>Magpie · A-07 — Quand la conversion échoue · v0.5-260902 Ind. C</w:t>
     </w:r>
   </w:p>
 </w:ftr>

--- a/EXERCICES/LOT A - Composants natifs/A-07/A-07_fiche_sujet.docx
+++ b/EXERCICES/LOT A - Composants natifs/A-07/A-07_fiche_sujet.docx
@@ -86,7 +86,7 @@
                 <w:b w:val="0"/>
                 <w:sz w:val="19"/>
               </w:rPr>
-              <w:t>A2 · Types, conversion et valeurs</w:t>
+              <w:t>A2 · Types et conversion implicite</w:t>
             </w:r>
           </w:p>
         </w:tc>
